--- a/samples/01_앱양식_종신보험_산출방법서.docx
+++ b/samples/01_앱양식_종신보험_산출방법서.docx
@@ -655,7 +655,7 @@
               <w:pStyle w:val="Compact"/>
             </w:pPr>
             <w:r>
-              <w:t xml:space="preserve">제7회 경험생명표 사망률</w:t>
+              <w:t xml:space="preserve">사망률</w:t>
             </w:r>
           </w:p>
         </w:tc>
@@ -677,7 +677,7 @@
               <w:pStyle w:val="Compact"/>
             </w:pPr>
             <w:r>
-              <w:t xml:space="preserve">보험개발원 제7회 경험생명표 사망률</w:t>
+              <w:t xml:space="preserve">경험생명표(가상) 사망률</w:t>
             </w:r>
           </w:p>
         </w:tc>
@@ -723,7 +723,7 @@
               <w:pStyle w:val="Compact"/>
             </w:pPr>
             <w:r>
-              <w:t xml:space="preserve">써미트 2014-59호 80%이상 재해장해 + 질병장해발생율</w:t>
+              <w:t xml:space="preserve">경험생명표(가상) 80%이상 재해장해율 + 질병장해율</w:t>
             </w:r>
           </w:p>
         </w:tc>
@@ -1497,7 +1497,7 @@
               <w:pStyle w:val="Compact"/>
             </w:pPr>
             <w:r>
-              <w:t xml:space="preserve">제7회 경험생명표 사망률 및 80% 이상 장해율</w:t>
+              <w:t xml:space="preserve">사망률 및 80% 이상 장해율</w:t>
             </w:r>
           </w:p>
         </w:tc>
@@ -1529,7 +1529,7 @@
         <w:rPr>
           <w:rStyle w:val="VerbatimChar"/>
         </w:rPr>
-        <w:t xml:space="preserve">q_x : 제7회 경험생명표 사망률</w:t>
+        <w:t xml:space="preserve">q_x : 사망률</w:t>
       </w:r>
       <w:r>
         <w:br/>
